--- a/public/resume.docx
+++ b/public/resume.docx
@@ -74,16 +74,7 @@
           <w:sz w:val="19"/>
           <w:szCs w:val="19"/>
         </w:rPr>
-        <w:t>symmonjaredgagaring</w:t>
-      </w:r>
-      <w:r>
-        <w:rPr>
-          <w:rFonts w:eastAsia="Calibri" w:cs="Calibri" w:ascii="Calibri" w:hAnsi="Calibri"/>
-          <w:color w:val="555555"/>
-          <w:sz w:val="19"/>
-          <w:szCs w:val="19"/>
-        </w:rPr>
-        <w:t>@gmail.com   |   www.linkedin.com/in/symmongagaring   |  github.com/SyJared   |   Philippines</w:t>
+        <w:t>symmonjaredgagaring@gmail.com   |   www.linkedin.com/in/symmongagaring   |  github.com/SyJared   |   Philippines</w:t>
       </w:r>
     </w:p>
     <w:p>
@@ -119,9 +110,7 @@
     <w:p>
       <w:pPr>
         <w:pStyle w:val="Normal"/>
-        <w:bidi w:val="0"/>
         <w:spacing w:before="80" w:after="120"/>
-        <w:jc w:val="start"/>
         <w:rPr>
           <w:rFonts w:ascii="Calibri" w:hAnsi="Calibri" w:eastAsia="Calibri" w:cs="Calibri"/>
           <w:color w:val="222222"/>
@@ -136,7 +125,7 @@
           <w:sz w:val="20"/>
           <w:szCs w:val="20"/>
         </w:rPr>
-        <w:t>A 22-year-old aspiring web developer eager to launch a career in building things for the web. Through project studies and continuous learning, I've developed a solid foundation across the full stack — and a genuine love for problem solving. Skilled in React, Node.js, and database management, with hands-on experience building real-world web applications.</w:t>
+        <w:t>A 22-year-old aspiring software engineer and web developer eager to build impactful web applications. Through project-based learning and continuous self-development, I have built a solid foundation in full-stack development and problem solving. Skilled in React, Node.js, Express.js, and database management, with hands-on experience developing real-world web applications. Proficient in leveraging AI-assisted development tools to enhance productivity, accelerate learning, improve code quality, and support efficient software development workflows.</w:t>
       </w:r>
     </w:p>
     <w:p>
@@ -272,18 +261,7 @@
                 <w:sz w:val="19"/>
                 <w:szCs w:val="19"/>
               </w:rPr>
-              <w:t xml:space="preserve">2022 – </w:t>
-            </w:r>
-            <w:r>
-              <w:rPr>
-                <w:rFonts w:eastAsia="Calibri" w:cs="Calibri" w:ascii="Calibri" w:hAnsi="Calibri"/>
-                <w:i/>
-                <w:iCs/>
-                <w:color w:val="555555"/>
-                <w:sz w:val="19"/>
-                <w:szCs w:val="19"/>
-              </w:rPr>
-              <w:t>2026</w:t>
+              <w:t>2022 – 2026</w:t>
             </w:r>
           </w:p>
         </w:tc>
@@ -433,34 +411,7 @@
           <w:szCs w:val="20"/>
         </w:rPr>
         <w:tab/>
-        <w:t>202</w:t>
-      </w:r>
-      <w:r>
-        <w:rPr>
-          <w:rFonts w:eastAsia="Calibri" w:cs="Calibri" w:ascii="Calibri" w:hAnsi="Calibri"/>
-          <w:color w:val="555555"/>
-          <w:sz w:val="20"/>
-          <w:szCs w:val="20"/>
-        </w:rPr>
-        <w:t>5</w:t>
-      </w:r>
-      <w:r>
-        <w:rPr>
-          <w:rFonts w:eastAsia="Calibri" w:cs="Calibri" w:ascii="Calibri" w:hAnsi="Calibri"/>
-          <w:color w:val="555555"/>
-          <w:sz w:val="20"/>
-          <w:szCs w:val="20"/>
-        </w:rPr>
-        <w:t xml:space="preserve"> – 202</w:t>
-      </w:r>
-      <w:r>
-        <w:rPr>
-          <w:rFonts w:eastAsia="Calibri" w:cs="Calibri" w:ascii="Calibri" w:hAnsi="Calibri"/>
-          <w:color w:val="555555"/>
-          <w:sz w:val="20"/>
-          <w:szCs w:val="20"/>
-        </w:rPr>
-        <w:t>6</w:t>
+        <w:t>2025 – 2026</w:t>
       </w:r>
     </w:p>
     <w:p>
@@ -495,7 +446,7 @@
         <w:pStyle w:val="ListParagraph"/>
         <w:numPr>
           <w:ilvl w:val="0"/>
-          <w:numId w:val="3"/>
+          <w:numId w:val="4"/>
         </w:numPr>
         <w:bidi w:val="0"/>
         <w:spacing w:before="20" w:after="20"/>
@@ -629,16 +580,7 @@
           <w:szCs w:val="20"/>
         </w:rPr>
         <w:tab/>
-        <w:t>202</w:t>
-      </w:r>
-      <w:r>
-        <w:rPr>
-          <w:rFonts w:eastAsia="Calibri" w:cs="Calibri" w:ascii="Calibri" w:hAnsi="Calibri"/>
-          <w:color w:val="555555"/>
-          <w:sz w:val="20"/>
-          <w:szCs w:val="20"/>
-        </w:rPr>
-        <w:t>6</w:t>
+        <w:t>2026</w:t>
       </w:r>
     </w:p>
     <w:p>
@@ -945,7 +887,7 @@
                 <w:sz w:val="19"/>
                 <w:szCs w:val="19"/>
               </w:rPr>
-              <w:t>Node.js  ·  Express.js  ·  REST APIs  ·  JWT Authentication</w:t>
+              <w:t>Node.js  ·  Express.js  ·  REST APIs  ·  JWT Authentication  ·  Java(basic)</w:t>
             </w:r>
           </w:p>
         </w:tc>
@@ -1119,7 +1061,16 @@
                 <w:sz w:val="19"/>
                 <w:szCs w:val="19"/>
               </w:rPr>
-              <w:t>Git  ·  GitHub  ·  Docker (basic)  ·  Linux (basic)</w:t>
+              <w:t xml:space="preserve">Git  ·  GitHub  ·  Docker (basic)  ·  Linux (basic)  ·  </w:t>
+            </w:r>
+            <w:r>
+              <w:rPr>
+                <w:rFonts w:eastAsia="Calibri" w:cs="Calibri" w:ascii="Calibri" w:hAnsi="Calibri"/>
+                <w:color w:val="444444"/>
+                <w:sz w:val="19"/>
+                <w:szCs w:val="19"/>
+              </w:rPr>
+              <w:t>AI-assisted Developments  ·  Prompt Engineering</w:t>
             </w:r>
           </w:p>
         </w:tc>
@@ -1161,7 +1112,14 @@
         </w:rPr>
       </w:pPr>
       <w:r>
-        <w:rPr/>
+        <w:rPr>
+          <w:rFonts w:eastAsia="Calibri" w:cs="Calibri" w:ascii="Calibri" w:hAnsi="Calibri"/>
+          <w:b/>
+          <w:bCs/>
+          <w:color w:val="222222"/>
+          <w:sz w:val="20"/>
+          <w:szCs w:val="20"/>
+        </w:rPr>
       </w:r>
     </w:p>
     <w:p>
@@ -1331,16 +1289,7 @@
                 <w:sz w:val="20"/>
                 <w:szCs w:val="20"/>
               </w:rPr>
-              <w:t xml:space="preserve">Web Development  ·  UI/UX Design </w:t>
-            </w:r>
-            <w:r>
-              <w:rPr>
-                <w:rFonts w:eastAsia="Calibri" w:cs="Calibri" w:ascii="Calibri" w:hAnsi="Calibri"/>
-                <w:color w:val="222222"/>
-                <w:sz w:val="20"/>
-                <w:szCs w:val="20"/>
-              </w:rPr>
-              <w:t>&amp; Database design</w:t>
+              <w:t>Web Development  ·  UI/UX Design &amp; Database design</w:t>
             </w:r>
           </w:p>
           <w:p>
@@ -1398,120 +1347,122 @@
   <w:abstractNum w:abstractNumId="1">
     <w:lvl w:ilvl="0">
       <w:start w:val="1"/>
-      <w:numFmt w:val="none"/>
-      <w:suff w:val="nothing"/>
-      <w:lvlText w:val="%1"/>
+      <w:numFmt w:val="bullet"/>
+      <w:lvlText w:val=""/>
       <w:lvlJc w:val="start"/>
       <w:pPr>
         <w:tabs>
           <w:tab w:val="num" w:pos="0"/>
         </w:tabs>
-        <w:ind w:start="0" w:hanging="0"/>
-      </w:pPr>
+        <w:ind w:start="360" w:hanging="360"/>
+      </w:pPr>
+      <w:rPr>
+        <w:rFonts w:ascii="Symbol" w:hAnsi="Symbol" w:cs="Symbol" w:hint="default"/>
+      </w:rPr>
     </w:lvl>
     <w:lvl w:ilvl="1">
       <w:start w:val="1"/>
-      <w:numFmt w:val="none"/>
-      <w:suff w:val="nothing"/>
-      <w:lvlText w:val="%2"/>
-      <w:lvlJc w:val="start"/>
-      <w:pPr>
-        <w:tabs>
-          <w:tab w:val="num" w:pos="0"/>
-        </w:tabs>
-        <w:ind w:start="0" w:hanging="0"/>
-      </w:pPr>
+      <w:numFmt w:val="decimal"/>
+      <w:lvlText w:val="%2."/>
+      <w:lvlJc w:val="start"/>
+      <w:pPr>
+        <w:tabs>
+          <w:tab w:val="num" w:pos="1080"/>
+        </w:tabs>
+        <w:ind w:start="1080" w:hanging="360"/>
+      </w:pPr>
+      <w:rPr/>
     </w:lvl>
     <w:lvl w:ilvl="2">
       <w:start w:val="1"/>
-      <w:numFmt w:val="none"/>
-      <w:suff w:val="nothing"/>
-      <w:lvlText w:val="%3"/>
-      <w:lvlJc w:val="start"/>
-      <w:pPr>
-        <w:tabs>
-          <w:tab w:val="num" w:pos="0"/>
-        </w:tabs>
-        <w:ind w:start="0" w:hanging="0"/>
-      </w:pPr>
+      <w:numFmt w:val="decimal"/>
+      <w:lvlText w:val="%3."/>
+      <w:lvlJc w:val="start"/>
+      <w:pPr>
+        <w:tabs>
+          <w:tab w:val="num" w:pos="1440"/>
+        </w:tabs>
+        <w:ind w:start="1440" w:hanging="360"/>
+      </w:pPr>
+      <w:rPr/>
     </w:lvl>
     <w:lvl w:ilvl="3">
       <w:start w:val="1"/>
-      <w:numFmt w:val="none"/>
-      <w:suff w:val="nothing"/>
-      <w:lvlText w:val="%4"/>
-      <w:lvlJc w:val="start"/>
-      <w:pPr>
-        <w:tabs>
-          <w:tab w:val="num" w:pos="0"/>
-        </w:tabs>
-        <w:ind w:start="0" w:hanging="0"/>
-      </w:pPr>
+      <w:numFmt w:val="decimal"/>
+      <w:lvlText w:val="%4."/>
+      <w:lvlJc w:val="start"/>
+      <w:pPr>
+        <w:tabs>
+          <w:tab w:val="num" w:pos="1800"/>
+        </w:tabs>
+        <w:ind w:start="1800" w:hanging="360"/>
+      </w:pPr>
+      <w:rPr/>
     </w:lvl>
     <w:lvl w:ilvl="4">
       <w:start w:val="1"/>
-      <w:numFmt w:val="none"/>
-      <w:suff w:val="nothing"/>
-      <w:lvlText w:val="%5"/>
-      <w:lvlJc w:val="start"/>
-      <w:pPr>
-        <w:tabs>
-          <w:tab w:val="num" w:pos="0"/>
-        </w:tabs>
-        <w:ind w:start="0" w:hanging="0"/>
-      </w:pPr>
+      <w:numFmt w:val="decimal"/>
+      <w:lvlText w:val="%5."/>
+      <w:lvlJc w:val="start"/>
+      <w:pPr>
+        <w:tabs>
+          <w:tab w:val="num" w:pos="2160"/>
+        </w:tabs>
+        <w:ind w:start="2160" w:hanging="360"/>
+      </w:pPr>
+      <w:rPr/>
     </w:lvl>
     <w:lvl w:ilvl="5">
       <w:start w:val="1"/>
-      <w:numFmt w:val="none"/>
-      <w:suff w:val="nothing"/>
-      <w:lvlText w:val="%6"/>
-      <w:lvlJc w:val="start"/>
-      <w:pPr>
-        <w:tabs>
-          <w:tab w:val="num" w:pos="0"/>
-        </w:tabs>
-        <w:ind w:start="0" w:hanging="0"/>
-      </w:pPr>
+      <w:numFmt w:val="decimal"/>
+      <w:lvlText w:val="%6."/>
+      <w:lvlJc w:val="start"/>
+      <w:pPr>
+        <w:tabs>
+          <w:tab w:val="num" w:pos="2520"/>
+        </w:tabs>
+        <w:ind w:start="2520" w:hanging="360"/>
+      </w:pPr>
+      <w:rPr/>
     </w:lvl>
     <w:lvl w:ilvl="6">
       <w:start w:val="1"/>
-      <w:numFmt w:val="none"/>
-      <w:suff w:val="nothing"/>
-      <w:lvlText w:val="%7"/>
-      <w:lvlJc w:val="start"/>
-      <w:pPr>
-        <w:tabs>
-          <w:tab w:val="num" w:pos="0"/>
-        </w:tabs>
-        <w:ind w:start="0" w:hanging="0"/>
-      </w:pPr>
+      <w:numFmt w:val="decimal"/>
+      <w:lvlText w:val="%7."/>
+      <w:lvlJc w:val="start"/>
+      <w:pPr>
+        <w:tabs>
+          <w:tab w:val="num" w:pos="2880"/>
+        </w:tabs>
+        <w:ind w:start="2880" w:hanging="360"/>
+      </w:pPr>
+      <w:rPr/>
     </w:lvl>
     <w:lvl w:ilvl="7">
       <w:start w:val="1"/>
-      <w:numFmt w:val="none"/>
-      <w:suff w:val="nothing"/>
-      <w:lvlText w:val="%8"/>
-      <w:lvlJc w:val="start"/>
-      <w:pPr>
-        <w:tabs>
-          <w:tab w:val="num" w:pos="0"/>
-        </w:tabs>
-        <w:ind w:start="0" w:hanging="0"/>
-      </w:pPr>
+      <w:numFmt w:val="decimal"/>
+      <w:lvlText w:val="%8."/>
+      <w:lvlJc w:val="start"/>
+      <w:pPr>
+        <w:tabs>
+          <w:tab w:val="num" w:pos="3240"/>
+        </w:tabs>
+        <w:ind w:start="3240" w:hanging="360"/>
+      </w:pPr>
+      <w:rPr/>
     </w:lvl>
     <w:lvl w:ilvl="8">
       <w:start w:val="1"/>
-      <w:numFmt w:val="none"/>
-      <w:suff w:val="nothing"/>
-      <w:lvlText w:val="%9"/>
-      <w:lvlJc w:val="start"/>
-      <w:pPr>
-        <w:tabs>
-          <w:tab w:val="num" w:pos="0"/>
-        </w:tabs>
-        <w:ind w:start="0" w:hanging="0"/>
-      </w:pPr>
+      <w:numFmt w:val="decimal"/>
+      <w:lvlText w:val="%9."/>
+      <w:lvlJc w:val="start"/>
+      <w:pPr>
+        <w:tabs>
+          <w:tab w:val="num" w:pos="3600"/>
+        </w:tabs>
+        <w:ind w:start="3600" w:hanging="360"/>
+      </w:pPr>
+      <w:rPr/>
     </w:lvl>
   </w:abstractNum>
   <w:abstractNum w:abstractNumId="2">
@@ -1541,6 +1492,7 @@
         </w:tabs>
         <w:ind w:start="1080" w:hanging="360"/>
       </w:pPr>
+      <w:rPr/>
     </w:lvl>
     <w:lvl w:ilvl="2">
       <w:start w:val="1"/>
@@ -1553,6 +1505,7 @@
         </w:tabs>
         <w:ind w:start="1440" w:hanging="360"/>
       </w:pPr>
+      <w:rPr/>
     </w:lvl>
     <w:lvl w:ilvl="3">
       <w:start w:val="1"/>
@@ -1565,6 +1518,7 @@
         </w:tabs>
         <w:ind w:start="1800" w:hanging="360"/>
       </w:pPr>
+      <w:rPr/>
     </w:lvl>
     <w:lvl w:ilvl="4">
       <w:start w:val="1"/>
@@ -1577,6 +1531,7 @@
         </w:tabs>
         <w:ind w:start="2160" w:hanging="360"/>
       </w:pPr>
+      <w:rPr/>
     </w:lvl>
     <w:lvl w:ilvl="5">
       <w:start w:val="1"/>
@@ -1589,6 +1544,7 @@
         </w:tabs>
         <w:ind w:start="2520" w:hanging="360"/>
       </w:pPr>
+      <w:rPr/>
     </w:lvl>
     <w:lvl w:ilvl="6">
       <w:start w:val="1"/>
@@ -1601,6 +1557,7 @@
         </w:tabs>
         <w:ind w:start="2880" w:hanging="360"/>
       </w:pPr>
+      <w:rPr/>
     </w:lvl>
     <w:lvl w:ilvl="7">
       <w:start w:val="1"/>
@@ -1613,6 +1570,7 @@
         </w:tabs>
         <w:ind w:start="3240" w:hanging="360"/>
       </w:pPr>
+      <w:rPr/>
     </w:lvl>
     <w:lvl w:ilvl="8">
       <w:start w:val="1"/>
@@ -1624,6 +1582,126 @@
           <w:tab w:val="num" w:pos="3600"/>
         </w:tabs>
         <w:ind w:start="3600" w:hanging="360"/>
+      </w:pPr>
+      <w:rPr/>
+    </w:lvl>
+  </w:abstractNum>
+  <w:abstractNum w:abstractNumId="3">
+    <w:lvl w:ilvl="0">
+      <w:start w:val="1"/>
+      <w:numFmt w:val="none"/>
+      <w:suff w:val="nothing"/>
+      <w:lvlText w:val=""/>
+      <w:lvlJc w:val="start"/>
+      <w:pPr>
+        <w:tabs>
+          <w:tab w:val="num" w:pos="0"/>
+        </w:tabs>
+        <w:ind w:start="0" w:hanging="0"/>
+      </w:pPr>
+    </w:lvl>
+    <w:lvl w:ilvl="1">
+      <w:start w:val="1"/>
+      <w:numFmt w:val="none"/>
+      <w:suff w:val="nothing"/>
+      <w:lvlText w:val=""/>
+      <w:lvlJc w:val="start"/>
+      <w:pPr>
+        <w:tabs>
+          <w:tab w:val="num" w:pos="0"/>
+        </w:tabs>
+        <w:ind w:start="0" w:hanging="0"/>
+      </w:pPr>
+    </w:lvl>
+    <w:lvl w:ilvl="2">
+      <w:start w:val="1"/>
+      <w:numFmt w:val="none"/>
+      <w:suff w:val="nothing"/>
+      <w:lvlText w:val=""/>
+      <w:lvlJc w:val="start"/>
+      <w:pPr>
+        <w:tabs>
+          <w:tab w:val="num" w:pos="0"/>
+        </w:tabs>
+        <w:ind w:start="0" w:hanging="0"/>
+      </w:pPr>
+    </w:lvl>
+    <w:lvl w:ilvl="3">
+      <w:start w:val="1"/>
+      <w:numFmt w:val="none"/>
+      <w:suff w:val="nothing"/>
+      <w:lvlText w:val=""/>
+      <w:lvlJc w:val="start"/>
+      <w:pPr>
+        <w:tabs>
+          <w:tab w:val="num" w:pos="0"/>
+        </w:tabs>
+        <w:ind w:start="0" w:hanging="0"/>
+      </w:pPr>
+    </w:lvl>
+    <w:lvl w:ilvl="4">
+      <w:start w:val="1"/>
+      <w:numFmt w:val="none"/>
+      <w:suff w:val="nothing"/>
+      <w:lvlText w:val=""/>
+      <w:lvlJc w:val="start"/>
+      <w:pPr>
+        <w:tabs>
+          <w:tab w:val="num" w:pos="0"/>
+        </w:tabs>
+        <w:ind w:start="0" w:hanging="0"/>
+      </w:pPr>
+    </w:lvl>
+    <w:lvl w:ilvl="5">
+      <w:start w:val="1"/>
+      <w:numFmt w:val="none"/>
+      <w:suff w:val="nothing"/>
+      <w:lvlText w:val=""/>
+      <w:lvlJc w:val="start"/>
+      <w:pPr>
+        <w:tabs>
+          <w:tab w:val="num" w:pos="0"/>
+        </w:tabs>
+        <w:ind w:start="0" w:hanging="0"/>
+      </w:pPr>
+    </w:lvl>
+    <w:lvl w:ilvl="6">
+      <w:start w:val="1"/>
+      <w:numFmt w:val="none"/>
+      <w:suff w:val="nothing"/>
+      <w:lvlText w:val=""/>
+      <w:lvlJc w:val="start"/>
+      <w:pPr>
+        <w:tabs>
+          <w:tab w:val="num" w:pos="0"/>
+        </w:tabs>
+        <w:ind w:start="0" w:hanging="0"/>
+      </w:pPr>
+    </w:lvl>
+    <w:lvl w:ilvl="7">
+      <w:start w:val="1"/>
+      <w:numFmt w:val="none"/>
+      <w:suff w:val="nothing"/>
+      <w:lvlText w:val=""/>
+      <w:lvlJc w:val="start"/>
+      <w:pPr>
+        <w:tabs>
+          <w:tab w:val="num" w:pos="0"/>
+        </w:tabs>
+        <w:ind w:start="0" w:hanging="0"/>
+      </w:pPr>
+    </w:lvl>
+    <w:lvl w:ilvl="8">
+      <w:start w:val="1"/>
+      <w:numFmt w:val="none"/>
+      <w:suff w:val="nothing"/>
+      <w:lvlText w:val=""/>
+      <w:lvlJc w:val="start"/>
+      <w:pPr>
+        <w:tabs>
+          <w:tab w:val="num" w:pos="0"/>
+        </w:tabs>
+        <w:ind w:start="0" w:hanging="0"/>
       </w:pPr>
     </w:lvl>
   </w:abstractNum>
@@ -1634,6 +1712,9 @@
     <w:abstractNumId w:val="2"/>
   </w:num>
   <w:num w:numId="3">
+    <w:abstractNumId w:val="3"/>
+  </w:num>
+  <w:num w:numId="4">
     <w:abstractNumId w:val="2"/>
     <w:lvlOverride w:ilvl="0">
       <w:startOverride w:val="1"/>
@@ -1662,10 +1743,11 @@
     <w:qFormat/>
     <w:pPr>
       <w:widowControl w:val="false"/>
-      <w:kinsoku w:val="true"/>
+      <w:suppressAutoHyphens w:val="true"/>
       <w:overflowPunct w:val="true"/>
-      <w:autoSpaceDE w:val="true"/>
       <w:bidi w:val="0"/>
+      <w:spacing w:before="0" w:after="0"/>
+      <w:jc w:val="start"/>
     </w:pPr>
     <w:rPr>
       <w:rFonts w:ascii="Times New Roman" w:hAnsi="Times New Roman" w:eastAsia="NSimSun" w:cs="Lucida Sans"/>
@@ -1752,6 +1834,13 @@
       <w:vertAlign w:val="superscript"/>
     </w:rPr>
   </w:style>
+  <w:style w:type="character" w:styleId="FootnoteCharactersuser">
+    <w:name w:val="Footnote Characters (user)"/>
+    <w:qFormat/>
+    <w:rPr>
+      <w:vertAlign w:val="superscript"/>
+    </w:rPr>
+  </w:style>
   <w:style w:type="character" w:styleId="FootnoteReference">
     <w:name w:val="footnote reference"/>
     <w:rPr>
@@ -1769,6 +1858,13 @@
   </w:style>
   <w:style w:type="character" w:styleId="EndnoteCharacters">
     <w:name w:val="Endnote Characters"/>
+    <w:qFormat/>
+    <w:rPr>
+      <w:vertAlign w:val="superscript"/>
+    </w:rPr>
+  </w:style>
+  <w:style w:type="character" w:styleId="EndnoteCharactersuser">
+    <w:name w:val="Endnote Characters (user)"/>
     <w:qFormat/>
     <w:rPr>
       <w:vertAlign w:val="superscript"/>
@@ -1862,10 +1958,11 @@
     <w:qFormat/>
     <w:pPr>
       <w:widowControl w:val="false"/>
-      <w:kinsoku w:val="true"/>
+      <w:suppressAutoHyphens w:val="true"/>
       <w:overflowPunct w:val="true"/>
-      <w:autoSpaceDE w:val="true"/>
       <w:bidi w:val="0"/>
+      <w:spacing w:before="0" w:after="0"/>
+      <w:jc w:val="start"/>
     </w:pPr>
     <w:rPr>
       <w:rFonts w:ascii="Times New Roman" w:hAnsi="Times New Roman" w:eastAsia="NSimSun" w:cs="Lucida Sans"/>
@@ -1883,10 +1980,11 @@
     <w:qFormat/>
     <w:pPr>
       <w:widowControl w:val="false"/>
-      <w:kinsoku w:val="true"/>
+      <w:suppressAutoHyphens w:val="true"/>
       <w:overflowPunct w:val="true"/>
-      <w:autoSpaceDE w:val="true"/>
       <w:bidi w:val="0"/>
+      <w:spacing w:before="0" w:after="0"/>
+      <w:jc w:val="start"/>
     </w:pPr>
     <w:rPr>
       <w:rFonts w:ascii="Times New Roman" w:hAnsi="Times New Roman" w:eastAsia="NSimSun" w:cs="Lucida Sans"/>
@@ -1930,6 +2028,26 @@
       <w:suppressLineNumbers/>
     </w:pPr>
     <w:rPr/>
+  </w:style>
+  <w:style w:type="paragraph" w:styleId="StrongEmphasis1">
+    <w:name w:val="Strong Emphasis1"/>
+    <w:qFormat/>
+    <w:pPr>
+      <w:widowControl/>
+      <w:bidi w:val="0"/>
+      <w:spacing w:before="0" w:after="0"/>
+      <w:jc w:val="start"/>
+    </w:pPr>
+    <w:rPr>
+      <w:rFonts w:ascii="Times New Roman" w:hAnsi="Times New Roman" w:eastAsia="NSimSun" w:cs="Lucida Sans"/>
+      <w:b/>
+      <w:bCs/>
+      <w:color w:val="auto"/>
+      <w:kern w:val="0"/>
+      <w:sz w:val="20"/>
+      <w:szCs w:val="20"/>
+      <w:lang w:val="en-PH" w:eastAsia="zh-CN" w:bidi="hi-IN"/>
+    </w:rPr>
   </w:style>
 </w:styles>
 </file>

--- a/public/resume.docx
+++ b/public/resume.docx
@@ -1061,16 +1061,7 @@
                 <w:sz w:val="19"/>
                 <w:szCs w:val="19"/>
               </w:rPr>
-              <w:t xml:space="preserve">Git  ·  GitHub  ·  Docker (basic)  ·  Linux (basic)  ·  </w:t>
-            </w:r>
-            <w:r>
-              <w:rPr>
-                <w:rFonts w:eastAsia="Calibri" w:cs="Calibri" w:ascii="Calibri" w:hAnsi="Calibri"/>
-                <w:color w:val="444444"/>
-                <w:sz w:val="19"/>
-                <w:szCs w:val="19"/>
-              </w:rPr>
-              <w:t>AI-assisted Developments  ·  Prompt Engineering</w:t>
+              <w:t>Git  ·  GitHub  ·  Docker (basic)  ·  Linux (basic)  ·  AI-assisted Developments  ·  Prompt Engineering</w:t>
             </w:r>
           </w:p>
         </w:tc>
@@ -1744,7 +1735,7 @@
     <w:pPr>
       <w:widowControl w:val="false"/>
       <w:suppressAutoHyphens w:val="true"/>
-      <w:overflowPunct w:val="true"/>
+      <w:overflowPunct w:val="false"/>
       <w:bidi w:val="0"/>
       <w:spacing w:before="0" w:after="0"/>
       <w:jc w:val="start"/>
@@ -1827,15 +1818,15 @@
       <w:u w:val="single"/>
     </w:rPr>
   </w:style>
+  <w:style w:type="character" w:styleId="FootnoteCharactersuser">
+    <w:name w:val="Footnote Characters (user)"/>
+    <w:qFormat/>
+    <w:rPr>
+      <w:vertAlign w:val="superscript"/>
+    </w:rPr>
+  </w:style>
   <w:style w:type="character" w:styleId="FootnoteCharacters">
     <w:name w:val="Footnote Characters"/>
-    <w:qFormat/>
-    <w:rPr>
-      <w:vertAlign w:val="superscript"/>
-    </w:rPr>
-  </w:style>
-  <w:style w:type="character" w:styleId="FootnoteCharactersuser">
-    <w:name w:val="Footnote Characters (user)"/>
     <w:qFormat/>
     <w:rPr>
       <w:vertAlign w:val="superscript"/>
@@ -1856,15 +1847,15 @@
       <w:szCs w:val="20"/>
     </w:rPr>
   </w:style>
+  <w:style w:type="character" w:styleId="EndnoteCharactersuser">
+    <w:name w:val="Endnote Characters (user)"/>
+    <w:qFormat/>
+    <w:rPr>
+      <w:vertAlign w:val="superscript"/>
+    </w:rPr>
+  </w:style>
   <w:style w:type="character" w:styleId="EndnoteCharacters">
     <w:name w:val="Endnote Characters"/>
-    <w:qFormat/>
-    <w:rPr>
-      <w:vertAlign w:val="superscript"/>
-    </w:rPr>
-  </w:style>
-  <w:style w:type="character" w:styleId="EndnoteCharactersuser">
-    <w:name w:val="Endnote Characters (user)"/>
     <w:qFormat/>
     <w:rPr>
       <w:vertAlign w:val="superscript"/>
@@ -1959,7 +1950,7 @@
     <w:pPr>
       <w:widowControl w:val="false"/>
       <w:suppressAutoHyphens w:val="true"/>
-      <w:overflowPunct w:val="true"/>
+      <w:overflowPunct w:val="false"/>
       <w:bidi w:val="0"/>
       <w:spacing w:before="0" w:after="0"/>
       <w:jc w:val="start"/>
@@ -1981,7 +1972,7 @@
     <w:pPr>
       <w:widowControl w:val="false"/>
       <w:suppressAutoHyphens w:val="true"/>
-      <w:overflowPunct w:val="true"/>
+      <w:overflowPunct w:val="false"/>
       <w:bidi w:val="0"/>
       <w:spacing w:before="0" w:after="0"/>
       <w:jc w:val="start"/>
@@ -2034,6 +2025,7 @@
     <w:qFormat/>
     <w:pPr>
       <w:widowControl/>
+      <w:suppressAutoHyphens w:val="true"/>
       <w:bidi w:val="0"/>
       <w:spacing w:before="0" w:after="0"/>
       <w:jc w:val="start"/>

--- a/public/resume.docx
+++ b/public/resume.docx
@@ -607,7 +607,18 @@
           <w:sz w:val="20"/>
           <w:szCs w:val="20"/>
         </w:rPr>
-        <w:t>Technologies: React, Node.js, Express.js, MySQL, REST APIs</w:t>
+        <w:t xml:space="preserve">Technologies: React, Node.js, Express.js, MySQL, REST APIs, </w:t>
+      </w:r>
+      <w:r>
+        <w:rPr>
+          <w:rFonts w:eastAsia="Calibri" w:cs="Calibri" w:ascii="Calibri" w:hAnsi="Calibri"/>
+          <w:i/>
+          <w:iCs/>
+          <w:color w:val="555555"/>
+          <w:sz w:val="20"/>
+          <w:szCs w:val="20"/>
+        </w:rPr>
+        <w:t>Python</w:t>
       </w:r>
     </w:p>
     <w:p>
@@ -720,6 +731,33 @@
     </w:p>
     <w:p>
       <w:pPr>
+        <w:pStyle w:val="ListParagraph"/>
+        <w:numPr>
+          <w:ilvl w:val="0"/>
+          <w:numId w:val="2"/>
+        </w:numPr>
+        <w:bidi w:val="0"/>
+        <w:spacing w:before="20" w:after="20"/>
+        <w:jc w:val="start"/>
+        <w:rPr>
+          <w:rFonts w:ascii="Calibri" w:hAnsi="Calibri" w:eastAsia="Calibri" w:cs="Calibri"/>
+          <w:color w:val="222222"/>
+          <w:sz w:val="20"/>
+          <w:szCs w:val="20"/>
+        </w:rPr>
+      </w:pPr>
+      <w:r>
+        <w:rPr>
+          <w:rFonts w:eastAsia="Calibri" w:cs="Calibri" w:ascii="Calibri" w:hAnsi="Calibri"/>
+          <w:color w:val="222222"/>
+          <w:sz w:val="20"/>
+          <w:szCs w:val="20"/>
+        </w:rPr>
+        <w:t xml:space="preserve">Developed a Python-based recommendation prototype to suggest task assignees using historical task performance data. </w:t>
+      </w:r>
+    </w:p>
+    <w:p>
+      <w:pPr>
         <w:pStyle w:val="Normal"/>
         <w:pBdr>
           <w:bottom w:val="single" w:sz="8" w:space="2" w:color="333333"/>
@@ -746,18 +784,6 @@
           <w:szCs w:val="22"/>
         </w:rPr>
         <w:t>SKILLS</w:t>
-      </w:r>
-    </w:p>
-    <w:p>
-      <w:pPr>
-        <w:pStyle w:val="Normal"/>
-        <w:bidi w:val="0"/>
-        <w:spacing w:before="80" w:after="0"/>
-        <w:jc w:val="start"/>
-        <w:rPr/>
-      </w:pPr>
-      <w:r>
-        <w:rPr/>
       </w:r>
     </w:p>
     <w:tbl>
@@ -1074,11 +1100,50 @@
             <w:pPr>
               <w:pStyle w:val="Normal"/>
               <w:bidi w:val="0"/>
-              <w:jc w:val="start"/>
-              <w:rPr/>
-            </w:pPr>
-            <w:r>
-              <w:rPr/>
+              <w:spacing w:before="40" w:after="20"/>
+              <w:jc w:val="start"/>
+              <w:rPr>
+                <w:rFonts w:ascii="Calibri" w:hAnsi="Calibri" w:eastAsia="Calibri" w:cs="Calibri"/>
+                <w:b/>
+                <w:bCs/>
+                <w:color w:val="1A1A2E"/>
+                <w:sz w:val="20"/>
+                <w:szCs w:val="20"/>
+              </w:rPr>
+            </w:pPr>
+            <w:r>
+              <w:rPr>
+                <w:rFonts w:eastAsia="Calibri" w:cs="Calibri" w:ascii="Calibri" w:hAnsi="Calibri"/>
+                <w:b/>
+                <w:bCs/>
+                <w:color w:val="1A1A2E"/>
+                <w:sz w:val="20"/>
+                <w:szCs w:val="20"/>
+              </w:rPr>
+              <w:t>Machine Learning</w:t>
+            </w:r>
+          </w:p>
+          <w:p>
+            <w:pPr>
+              <w:pStyle w:val="Normal"/>
+              <w:bidi w:val="0"/>
+              <w:spacing w:before="0" w:after="0"/>
+              <w:jc w:val="start"/>
+              <w:rPr>
+                <w:rFonts w:ascii="Calibri" w:hAnsi="Calibri" w:eastAsia="Calibri" w:cs="Calibri"/>
+                <w:color w:val="444444"/>
+                <w:sz w:val="19"/>
+                <w:szCs w:val="19"/>
+              </w:rPr>
+            </w:pPr>
+            <w:r>
+              <w:rPr>
+                <w:rFonts w:eastAsia="Calibri" w:cs="Calibri" w:ascii="Calibri" w:hAnsi="Calibri"/>
+                <w:color w:val="444444"/>
+                <w:sz w:val="19"/>
+                <w:szCs w:val="19"/>
+              </w:rPr>
+              <w:t>Python(basic)  ·  Pandas  ·  Scikit-learn · NumPy</w:t>
             </w:r>
           </w:p>
         </w:tc>
@@ -1101,25 +1166,6 @@
           <w:sz w:val="20"/>
           <w:szCs w:val="20"/>
         </w:rPr>
-      </w:pPr>
-      <w:r>
-        <w:rPr>
-          <w:rFonts w:eastAsia="Calibri" w:cs="Calibri" w:ascii="Calibri" w:hAnsi="Calibri"/>
-          <w:b/>
-          <w:bCs/>
-          <w:color w:val="222222"/>
-          <w:sz w:val="20"/>
-          <w:szCs w:val="20"/>
-        </w:rPr>
-      </w:r>
-    </w:p>
-    <w:p>
-      <w:pPr>
-        <w:pStyle w:val="Normal"/>
-        <w:bidi w:val="0"/>
-        <w:spacing w:before="160" w:after="0"/>
-        <w:jc w:val="start"/>
-        <w:rPr/>
       </w:pPr>
       <w:r>
         <w:rPr/>
@@ -1735,7 +1781,7 @@
     <w:pPr>
       <w:widowControl w:val="false"/>
       <w:suppressAutoHyphens w:val="true"/>
-      <w:overflowPunct w:val="false"/>
+      <w:overflowPunct w:val="true"/>
       <w:bidi w:val="0"/>
       <w:spacing w:before="0" w:after="0"/>
       <w:jc w:val="start"/>
@@ -1818,15 +1864,15 @@
       <w:u w:val="single"/>
     </w:rPr>
   </w:style>
+  <w:style w:type="character" w:styleId="FootnoteCharacters">
+    <w:name w:val="Footnote Characters"/>
+    <w:qFormat/>
+    <w:rPr>
+      <w:vertAlign w:val="superscript"/>
+    </w:rPr>
+  </w:style>
   <w:style w:type="character" w:styleId="FootnoteCharactersuser">
     <w:name w:val="Footnote Characters (user)"/>
-    <w:qFormat/>
-    <w:rPr>
-      <w:vertAlign w:val="superscript"/>
-    </w:rPr>
-  </w:style>
-  <w:style w:type="character" w:styleId="FootnoteCharacters">
-    <w:name w:val="Footnote Characters"/>
     <w:qFormat/>
     <w:rPr>
       <w:vertAlign w:val="superscript"/>
@@ -1847,15 +1893,15 @@
       <w:szCs w:val="20"/>
     </w:rPr>
   </w:style>
+  <w:style w:type="character" w:styleId="EndnoteCharacters">
+    <w:name w:val="Endnote Characters"/>
+    <w:qFormat/>
+    <w:rPr>
+      <w:vertAlign w:val="superscript"/>
+    </w:rPr>
+  </w:style>
   <w:style w:type="character" w:styleId="EndnoteCharactersuser">
     <w:name w:val="Endnote Characters (user)"/>
-    <w:qFormat/>
-    <w:rPr>
-      <w:vertAlign w:val="superscript"/>
-    </w:rPr>
-  </w:style>
-  <w:style w:type="character" w:styleId="EndnoteCharacters">
-    <w:name w:val="Endnote Characters"/>
     <w:qFormat/>
     <w:rPr>
       <w:vertAlign w:val="superscript"/>
@@ -1950,7 +1996,7 @@
     <w:pPr>
       <w:widowControl w:val="false"/>
       <w:suppressAutoHyphens w:val="true"/>
-      <w:overflowPunct w:val="false"/>
+      <w:overflowPunct w:val="true"/>
       <w:bidi w:val="0"/>
       <w:spacing w:before="0" w:after="0"/>
       <w:jc w:val="start"/>
@@ -1972,7 +2018,7 @@
     <w:pPr>
       <w:widowControl w:val="false"/>
       <w:suppressAutoHyphens w:val="true"/>
-      <w:overflowPunct w:val="false"/>
+      <w:overflowPunct w:val="true"/>
       <w:bidi w:val="0"/>
       <w:spacing w:before="0" w:after="0"/>
       <w:jc w:val="start"/>
@@ -2039,6 +2085,19 @@
       <w:sz w:val="20"/>
       <w:szCs w:val="20"/>
       <w:lang w:val="en-PH" w:eastAsia="zh-CN" w:bidi="hi-IN"/>
+    </w:rPr>
+  </w:style>
+  <w:style w:type="paragraph" w:styleId="TableHeading">
+    <w:name w:val="Table Heading"/>
+    <w:basedOn w:val="TableContents"/>
+    <w:qFormat/>
+    <w:pPr>
+      <w:suppressLineNumbers/>
+      <w:jc w:val="center"/>
+    </w:pPr>
+    <w:rPr>
+      <w:b/>
+      <w:bCs/>
     </w:rPr>
   </w:style>
 </w:styles>
